--- a/Sarah_Smith_cw2.docx
+++ b/Sarah_Smith_cw2.docx
@@ -1061,8 +1061,19 @@
                 <w:sz w:val="24"/>
                 <w:szCs w:val="24"/>
               </w:rPr>
-              <w:t>a man in a pink shirt climbs a rock face</w:t>
-            </w:r>
+              <w:t xml:space="preserve">a man in a pink shirt climbs a rock </w:t>
+            </w:r>
+            <w:proofErr w:type="gramStart"/>
+            <w:r>
+              <w:rPr>
+                <w:rFonts w:ascii="Times New Roman" w:eastAsia="Times New Roman" w:hAnsi="Times New Roman" w:cs="Times New Roman"/>
+                <w:color w:val="000000" w:themeColor="text1"/>
+                <w:sz w:val="24"/>
+                <w:szCs w:val="24"/>
+              </w:rPr>
+              <w:t>face</w:t>
+            </w:r>
+            <w:proofErr w:type="gramEnd"/>
           </w:p>
           <w:p>
             <w:pPr>
@@ -1091,8 +1102,19 @@
                 <w:sz w:val="24"/>
                 <w:szCs w:val="24"/>
               </w:rPr>
-              <w:t>a man is rock climbing high in the air</w:t>
-            </w:r>
+              <w:t xml:space="preserve">a man is rock climbing high in the </w:t>
+            </w:r>
+            <w:proofErr w:type="gramStart"/>
+            <w:r>
+              <w:rPr>
+                <w:rFonts w:ascii="Times New Roman" w:eastAsia="Times New Roman" w:hAnsi="Times New Roman" w:cs="Times New Roman"/>
+                <w:color w:val="000000" w:themeColor="text1"/>
+                <w:sz w:val="24"/>
+                <w:szCs w:val="24"/>
+              </w:rPr>
+              <w:t>air</w:t>
+            </w:r>
+            <w:proofErr w:type="gramEnd"/>
           </w:p>
           <w:p>
             <w:pPr>
@@ -1152,8 +1174,19 @@
                 <w:sz w:val="24"/>
                 <w:szCs w:val="24"/>
               </w:rPr>
-              <w:t>&gt; handles</w:t>
-            </w:r>
+              <w:t xml:space="preserve">&gt; </w:t>
+            </w:r>
+            <w:proofErr w:type="gramStart"/>
+            <w:r>
+              <w:rPr>
+                <w:rFonts w:ascii="Times New Roman" w:eastAsia="Times New Roman" w:hAnsi="Times New Roman" w:cs="Times New Roman"/>
+                <w:color w:val="000000" w:themeColor="text1"/>
+                <w:sz w:val="24"/>
+                <w:szCs w:val="24"/>
+              </w:rPr>
+              <w:t>handles</w:t>
+            </w:r>
+            <w:proofErr w:type="gramEnd"/>
           </w:p>
           <w:p>
             <w:pPr>
@@ -1210,8 +1243,19 @@
                 <w:sz w:val="24"/>
                 <w:szCs w:val="24"/>
               </w:rPr>
-              <w:t>a rock climber practices on a rock climbing wall</w:t>
-            </w:r>
+              <w:t xml:space="preserve">a rock climber practices on a rock climbing </w:t>
+            </w:r>
+            <w:proofErr w:type="gramStart"/>
+            <w:r>
+              <w:rPr>
+                <w:rFonts w:ascii="Times New Roman" w:eastAsia="Times New Roman" w:hAnsi="Times New Roman" w:cs="Times New Roman"/>
+                <w:color w:val="000000" w:themeColor="text1"/>
+                <w:sz w:val="24"/>
+                <w:szCs w:val="24"/>
+              </w:rPr>
+              <w:t>wall</w:t>
+            </w:r>
+            <w:proofErr w:type="gramEnd"/>
           </w:p>
           <w:p>
             <w:pPr>
@@ -1508,65 +1552,116 @@
                 <w:sz w:val="24"/>
                 <w:szCs w:val="24"/>
               </w:rPr>
-              <w:t>a light colored dog jumping off the back of a boat into the water</w:t>
-            </w:r>
-          </w:p>
-          <w:p>
-            <w:pPr>
-              <w:rPr>
-                <w:rFonts w:ascii="Times New Roman" w:eastAsia="Times New Roman" w:hAnsi="Times New Roman" w:cs="Times New Roman"/>
-                <w:color w:val="000000" w:themeColor="text1"/>
-                <w:sz w:val="24"/>
-                <w:szCs w:val="24"/>
-              </w:rPr>
-            </w:pPr>
-          </w:p>
-          <w:p>
-            <w:pPr>
-              <w:rPr>
-                <w:rFonts w:ascii="Times New Roman" w:eastAsia="Times New Roman" w:hAnsi="Times New Roman" w:cs="Times New Roman"/>
-                <w:color w:val="000000" w:themeColor="text1"/>
-                <w:sz w:val="24"/>
-                <w:szCs w:val="24"/>
-              </w:rPr>
-            </w:pPr>
-            <w:r>
-              <w:rPr>
-                <w:rFonts w:ascii="Times New Roman" w:eastAsia="Times New Roman" w:hAnsi="Times New Roman" w:cs="Times New Roman"/>
-                <w:color w:val="000000" w:themeColor="text1"/>
-                <w:sz w:val="24"/>
-                <w:szCs w:val="24"/>
-              </w:rPr>
-              <w:t>a tan dog jumping off of a boat into the water</w:t>
-            </w:r>
-          </w:p>
-          <w:p>
-            <w:pPr>
-              <w:rPr>
-                <w:rFonts w:ascii="Times New Roman" w:eastAsia="Times New Roman" w:hAnsi="Times New Roman" w:cs="Times New Roman"/>
-                <w:color w:val="000000" w:themeColor="text1"/>
-                <w:sz w:val="24"/>
-                <w:szCs w:val="24"/>
-              </w:rPr>
-            </w:pPr>
-          </w:p>
-          <w:p>
-            <w:pPr>
-              <w:rPr>
-                <w:rFonts w:ascii="Times New Roman" w:eastAsia="Times New Roman" w:hAnsi="Times New Roman" w:cs="Times New Roman"/>
-                <w:color w:val="000000" w:themeColor="text1"/>
-                <w:sz w:val="24"/>
-                <w:szCs w:val="24"/>
-              </w:rPr>
-            </w:pPr>
-            <w:r>
-              <w:rPr>
-                <w:rFonts w:ascii="Times New Roman" w:eastAsia="Times New Roman" w:hAnsi="Times New Roman" w:cs="Times New Roman"/>
-                <w:color w:val="000000" w:themeColor="text1"/>
-                <w:sz w:val="24"/>
-                <w:szCs w:val="24"/>
-              </w:rPr>
-              <w:t>the yellow dog is jumping off of a ship into the water</w:t>
+              <w:t xml:space="preserve">a </w:t>
+            </w:r>
+            <w:proofErr w:type="gramStart"/>
+            <w:r>
+              <w:rPr>
+                <w:rFonts w:ascii="Times New Roman" w:eastAsia="Times New Roman" w:hAnsi="Times New Roman" w:cs="Times New Roman"/>
+                <w:color w:val="000000" w:themeColor="text1"/>
+                <w:sz w:val="24"/>
+                <w:szCs w:val="24"/>
+              </w:rPr>
+              <w:t>light colored</w:t>
+            </w:r>
+            <w:proofErr w:type="gramEnd"/>
+            <w:r>
+              <w:rPr>
+                <w:rFonts w:ascii="Times New Roman" w:eastAsia="Times New Roman" w:hAnsi="Times New Roman" w:cs="Times New Roman"/>
+                <w:color w:val="000000" w:themeColor="text1"/>
+                <w:sz w:val="24"/>
+                <w:szCs w:val="24"/>
+              </w:rPr>
+              <w:t xml:space="preserve"> dog jumping off the back of a boat into the water</w:t>
+            </w:r>
+          </w:p>
+          <w:p>
+            <w:pPr>
+              <w:rPr>
+                <w:rFonts w:ascii="Times New Roman" w:eastAsia="Times New Roman" w:hAnsi="Times New Roman" w:cs="Times New Roman"/>
+                <w:color w:val="000000" w:themeColor="text1"/>
+                <w:sz w:val="24"/>
+                <w:szCs w:val="24"/>
+              </w:rPr>
+            </w:pPr>
+          </w:p>
+          <w:p>
+            <w:pPr>
+              <w:rPr>
+                <w:rFonts w:ascii="Times New Roman" w:eastAsia="Times New Roman" w:hAnsi="Times New Roman" w:cs="Times New Roman"/>
+                <w:color w:val="000000" w:themeColor="text1"/>
+                <w:sz w:val="24"/>
+                <w:szCs w:val="24"/>
+              </w:rPr>
+            </w:pPr>
+            <w:r>
+              <w:rPr>
+                <w:rFonts w:ascii="Times New Roman" w:eastAsia="Times New Roman" w:hAnsi="Times New Roman" w:cs="Times New Roman"/>
+                <w:color w:val="000000" w:themeColor="text1"/>
+                <w:sz w:val="24"/>
+                <w:szCs w:val="24"/>
+              </w:rPr>
+              <w:t xml:space="preserve">a tan dog jumping off of a boat into the </w:t>
+            </w:r>
+            <w:proofErr w:type="gramStart"/>
+            <w:r>
+              <w:rPr>
+                <w:rFonts w:ascii="Times New Roman" w:eastAsia="Times New Roman" w:hAnsi="Times New Roman" w:cs="Times New Roman"/>
+                <w:color w:val="000000" w:themeColor="text1"/>
+                <w:sz w:val="24"/>
+                <w:szCs w:val="24"/>
+              </w:rPr>
+              <w:t>water</w:t>
+            </w:r>
+            <w:proofErr w:type="gramEnd"/>
+          </w:p>
+          <w:p>
+            <w:pPr>
+              <w:rPr>
+                <w:rFonts w:ascii="Times New Roman" w:eastAsia="Times New Roman" w:hAnsi="Times New Roman" w:cs="Times New Roman"/>
+                <w:color w:val="000000" w:themeColor="text1"/>
+                <w:sz w:val="24"/>
+                <w:szCs w:val="24"/>
+              </w:rPr>
+            </w:pPr>
+          </w:p>
+          <w:p>
+            <w:pPr>
+              <w:rPr>
+                <w:rFonts w:ascii="Times New Roman" w:eastAsia="Times New Roman" w:hAnsi="Times New Roman" w:cs="Times New Roman"/>
+                <w:color w:val="000000" w:themeColor="text1"/>
+                <w:sz w:val="24"/>
+                <w:szCs w:val="24"/>
+              </w:rPr>
+            </w:pPr>
+            <w:r>
+              <w:rPr>
+                <w:rFonts w:ascii="Times New Roman" w:eastAsia="Times New Roman" w:hAnsi="Times New Roman" w:cs="Times New Roman"/>
+                <w:color w:val="000000" w:themeColor="text1"/>
+                <w:sz w:val="24"/>
+                <w:szCs w:val="24"/>
+              </w:rPr>
+              <w:t xml:space="preserve">the yellow dog is jumping </w:t>
+            </w:r>
+            <w:proofErr w:type="gramStart"/>
+            <w:r>
+              <w:rPr>
+                <w:rFonts w:ascii="Times New Roman" w:eastAsia="Times New Roman" w:hAnsi="Times New Roman" w:cs="Times New Roman"/>
+                <w:color w:val="000000" w:themeColor="text1"/>
+                <w:sz w:val="24"/>
+                <w:szCs w:val="24"/>
+              </w:rPr>
+              <w:t>off of</w:t>
+            </w:r>
+            <w:proofErr w:type="gramEnd"/>
+            <w:r>
+              <w:rPr>
+                <w:rFonts w:ascii="Times New Roman" w:eastAsia="Times New Roman" w:hAnsi="Times New Roman" w:cs="Times New Roman"/>
+                <w:color w:val="000000" w:themeColor="text1"/>
+                <w:sz w:val="24"/>
+                <w:szCs w:val="24"/>
+              </w:rPr>
+              <w:t xml:space="preserve"> a ship into the water</w:t>
             </w:r>
           </w:p>
         </w:tc>
@@ -1766,37 +1861,59 @@
                 <w:sz w:val="24"/>
                 <w:szCs w:val="24"/>
               </w:rPr>
-              <w:t>a child is splashing in the water at the beach</w:t>
-            </w:r>
-          </w:p>
-          <w:p>
-            <w:pPr>
-              <w:rPr>
-                <w:rFonts w:ascii="Times New Roman" w:eastAsia="Times New Roman" w:hAnsi="Times New Roman" w:cs="Times New Roman"/>
-                <w:color w:val="000000" w:themeColor="text1"/>
-                <w:sz w:val="24"/>
-                <w:szCs w:val="24"/>
-              </w:rPr>
-            </w:pPr>
-          </w:p>
-          <w:p>
-            <w:pPr>
-              <w:rPr>
-                <w:rFonts w:ascii="Times New Roman" w:eastAsia="Times New Roman" w:hAnsi="Times New Roman" w:cs="Times New Roman"/>
-                <w:color w:val="000000" w:themeColor="text1"/>
-                <w:sz w:val="24"/>
-                <w:szCs w:val="24"/>
-              </w:rPr>
-            </w:pPr>
-            <w:r>
-              <w:rPr>
-                <w:rFonts w:ascii="Times New Roman" w:eastAsia="Times New Roman" w:hAnsi="Times New Roman" w:cs="Times New Roman"/>
-                <w:color w:val="000000" w:themeColor="text1"/>
-                <w:sz w:val="24"/>
-                <w:szCs w:val="24"/>
-              </w:rPr>
-              <w:t>a girl is playing in the ocean at dusk</w:t>
-            </w:r>
+              <w:t xml:space="preserve">a child is splashing in the water at the </w:t>
+            </w:r>
+            <w:proofErr w:type="gramStart"/>
+            <w:r>
+              <w:rPr>
+                <w:rFonts w:ascii="Times New Roman" w:eastAsia="Times New Roman" w:hAnsi="Times New Roman" w:cs="Times New Roman"/>
+                <w:color w:val="000000" w:themeColor="text1"/>
+                <w:sz w:val="24"/>
+                <w:szCs w:val="24"/>
+              </w:rPr>
+              <w:t>beach</w:t>
+            </w:r>
+            <w:proofErr w:type="gramEnd"/>
+          </w:p>
+          <w:p>
+            <w:pPr>
+              <w:rPr>
+                <w:rFonts w:ascii="Times New Roman" w:eastAsia="Times New Roman" w:hAnsi="Times New Roman" w:cs="Times New Roman"/>
+                <w:color w:val="000000" w:themeColor="text1"/>
+                <w:sz w:val="24"/>
+                <w:szCs w:val="24"/>
+              </w:rPr>
+            </w:pPr>
+          </w:p>
+          <w:p>
+            <w:pPr>
+              <w:rPr>
+                <w:rFonts w:ascii="Times New Roman" w:eastAsia="Times New Roman" w:hAnsi="Times New Roman" w:cs="Times New Roman"/>
+                <w:color w:val="000000" w:themeColor="text1"/>
+                <w:sz w:val="24"/>
+                <w:szCs w:val="24"/>
+              </w:rPr>
+            </w:pPr>
+            <w:r>
+              <w:rPr>
+                <w:rFonts w:ascii="Times New Roman" w:eastAsia="Times New Roman" w:hAnsi="Times New Roman" w:cs="Times New Roman"/>
+                <w:color w:val="000000" w:themeColor="text1"/>
+                <w:sz w:val="24"/>
+                <w:szCs w:val="24"/>
+              </w:rPr>
+              <w:t xml:space="preserve">a girl is playing in the ocean at </w:t>
+            </w:r>
+            <w:proofErr w:type="gramStart"/>
+            <w:r>
+              <w:rPr>
+                <w:rFonts w:ascii="Times New Roman" w:eastAsia="Times New Roman" w:hAnsi="Times New Roman" w:cs="Times New Roman"/>
+                <w:color w:val="000000" w:themeColor="text1"/>
+                <w:sz w:val="24"/>
+                <w:szCs w:val="24"/>
+              </w:rPr>
+              <w:t>dusk</w:t>
+            </w:r>
+            <w:proofErr w:type="gramEnd"/>
           </w:p>
           <w:p>
             <w:pPr>
@@ -1873,8 +1990,19 @@
                 <w:sz w:val="24"/>
                 <w:szCs w:val="24"/>
               </w:rPr>
-              <w:t>&gt; in the background</w:t>
-            </w:r>
+              <w:t xml:space="preserve">&gt; in the </w:t>
+            </w:r>
+            <w:proofErr w:type="gramStart"/>
+            <w:r>
+              <w:rPr>
+                <w:rFonts w:ascii="Times New Roman" w:eastAsia="Times New Roman" w:hAnsi="Times New Roman" w:cs="Times New Roman"/>
+                <w:color w:val="000000" w:themeColor="text1"/>
+                <w:sz w:val="24"/>
+                <w:szCs w:val="24"/>
+              </w:rPr>
+              <w:t>background</w:t>
+            </w:r>
+            <w:proofErr w:type="gramEnd"/>
           </w:p>
           <w:p>
             <w:pPr>
@@ -1926,8 +2054,19 @@
                 <w:sz w:val="24"/>
                 <w:szCs w:val="24"/>
               </w:rPr>
-              <w:t>two girls are playing in the water</w:t>
-            </w:r>
+              <w:t xml:space="preserve">two girls are playing in the </w:t>
+            </w:r>
+            <w:proofErr w:type="gramStart"/>
+            <w:r>
+              <w:rPr>
+                <w:rFonts w:ascii="Times New Roman" w:eastAsia="Times New Roman" w:hAnsi="Times New Roman" w:cs="Times New Roman"/>
+                <w:color w:val="000000" w:themeColor="text1"/>
+                <w:sz w:val="24"/>
+                <w:szCs w:val="24"/>
+              </w:rPr>
+              <w:t>water</w:t>
+            </w:r>
+            <w:proofErr w:type="gramEnd"/>
           </w:p>
           <w:p>
             <w:pPr>
@@ -2115,16 +2254,36 @@
                 <w:sz w:val="24"/>
                 <w:szCs w:val="24"/>
               </w:rPr>
-              <w:t xml:space="preserve"> using the BLEU method</w:t>
-            </w:r>
-            <w:r>
-              <w:rPr>
-                <w:rFonts w:ascii="Times New Roman" w:eastAsia="Times New Roman" w:hAnsi="Times New Roman" w:cs="Times New Roman"/>
-                <w:color w:val="000000" w:themeColor="text1"/>
-                <w:sz w:val="24"/>
-                <w:szCs w:val="24"/>
-              </w:rPr>
-              <w:t>, and discuss.</w:t>
+              <w:t xml:space="preserve"> using the BLEU </w:t>
+            </w:r>
+            <w:proofErr w:type="gramStart"/>
+            <w:r>
+              <w:rPr>
+                <w:rFonts w:ascii="Times New Roman" w:eastAsia="Times New Roman" w:hAnsi="Times New Roman" w:cs="Times New Roman"/>
+                <w:color w:val="000000" w:themeColor="text1"/>
+                <w:sz w:val="24"/>
+                <w:szCs w:val="24"/>
+              </w:rPr>
+              <w:t>method</w:t>
+            </w:r>
+            <w:r>
+              <w:rPr>
+                <w:rFonts w:ascii="Times New Roman" w:eastAsia="Times New Roman" w:hAnsi="Times New Roman" w:cs="Times New Roman"/>
+                <w:color w:val="000000" w:themeColor="text1"/>
+                <w:sz w:val="24"/>
+                <w:szCs w:val="24"/>
+              </w:rPr>
+              <w:t>, and</w:t>
+            </w:r>
+            <w:proofErr w:type="gramEnd"/>
+            <w:r>
+              <w:rPr>
+                <w:rFonts w:ascii="Times New Roman" w:eastAsia="Times New Roman" w:hAnsi="Times New Roman" w:cs="Times New Roman"/>
+                <w:color w:val="000000" w:themeColor="text1"/>
+                <w:sz w:val="24"/>
+                <w:szCs w:val="24"/>
+              </w:rPr>
+              <w:t xml:space="preserve"> discuss.</w:t>
             </w:r>
           </w:p>
         </w:tc>
@@ -2212,7 +2371,27 @@
           <w:sz w:val="24"/>
           <w:szCs w:val="24"/>
         </w:rPr>
-        <w:t>provides a more expressive score as it considers adjacent words in the captions (i.e. it is more difficult to correctly generate ‘black dog’ than just ‘dog’).</w:t>
+        <w:t>provides a more expressive score as it considers adjacent words in the captions (</w:t>
+      </w:r>
+      <w:proofErr w:type="gramStart"/>
+      <w:r>
+        <w:rPr>
+          <w:rFonts w:ascii="Times New Roman" w:eastAsia="Times New Roman" w:hAnsi="Times New Roman" w:cs="Times New Roman"/>
+          <w:color w:val="000000" w:themeColor="text1"/>
+          <w:sz w:val="24"/>
+          <w:szCs w:val="24"/>
+        </w:rPr>
+        <w:t>i.e.</w:t>
+      </w:r>
+      <w:proofErr w:type="gramEnd"/>
+      <w:r>
+        <w:rPr>
+          <w:rFonts w:ascii="Times New Roman" w:eastAsia="Times New Roman" w:hAnsi="Times New Roman" w:cs="Times New Roman"/>
+          <w:color w:val="000000" w:themeColor="text1"/>
+          <w:sz w:val="24"/>
+          <w:szCs w:val="24"/>
+        </w:rPr>
+        <w:t xml:space="preserve"> it is more difficult to correctly generate ‘black dog’ than just ‘dog’).</w:t>
       </w:r>
     </w:p>
     <w:p>
@@ -2273,16 +2452,36 @@
           <w:sz w:val="24"/>
           <w:szCs w:val="24"/>
         </w:rPr>
-        <w:t>While evaluating the model’s performance (see 2.2.2), it becomes clear that the model is able t</w:t>
-      </w:r>
-      <w:r>
-        <w:rPr>
-          <w:rFonts w:ascii="Times New Roman" w:eastAsia="Times New Roman" w:hAnsi="Times New Roman" w:cs="Times New Roman"/>
-          <w:color w:val="000000" w:themeColor="text1"/>
-          <w:sz w:val="24"/>
-          <w:szCs w:val="24"/>
-        </w:rPr>
-        <w:t xml:space="preserve">o </w:t>
+        <w:t xml:space="preserve">While evaluating the model’s performance (see 2.2.2), it becomes clear that the model </w:t>
+      </w:r>
+      <w:proofErr w:type="gramStart"/>
+      <w:r>
+        <w:rPr>
+          <w:rFonts w:ascii="Times New Roman" w:eastAsia="Times New Roman" w:hAnsi="Times New Roman" w:cs="Times New Roman"/>
+          <w:color w:val="000000" w:themeColor="text1"/>
+          <w:sz w:val="24"/>
+          <w:szCs w:val="24"/>
+        </w:rPr>
+        <w:t>is able t</w:t>
+      </w:r>
+      <w:r>
+        <w:rPr>
+          <w:rFonts w:ascii="Times New Roman" w:eastAsia="Times New Roman" w:hAnsi="Times New Roman" w:cs="Times New Roman"/>
+          <w:color w:val="000000" w:themeColor="text1"/>
+          <w:sz w:val="24"/>
+          <w:szCs w:val="24"/>
+        </w:rPr>
+        <w:t>o</w:t>
+      </w:r>
+      <w:proofErr w:type="gramEnd"/>
+      <w:r>
+        <w:rPr>
+          <w:rFonts w:ascii="Times New Roman" w:eastAsia="Times New Roman" w:hAnsi="Times New Roman" w:cs="Times New Roman"/>
+          <w:color w:val="000000" w:themeColor="text1"/>
+          <w:sz w:val="24"/>
+          <w:szCs w:val="24"/>
+        </w:rPr>
+        <w:t xml:space="preserve"> </w:t>
       </w:r>
       <w:r>
         <w:rPr>
@@ -2825,95 +3024,139 @@
                 <w:sz w:val="24"/>
                 <w:szCs w:val="24"/>
               </w:rPr>
-              <w:t>a black dog is happily running through the grass</w:t>
-            </w:r>
-          </w:p>
-          <w:p>
-            <w:pPr>
-              <w:rPr>
-                <w:rFonts w:ascii="Times New Roman" w:eastAsia="Times New Roman" w:hAnsi="Times New Roman" w:cs="Times New Roman"/>
-                <w:color w:val="000000" w:themeColor="text1"/>
-                <w:sz w:val="24"/>
-                <w:szCs w:val="24"/>
-              </w:rPr>
-            </w:pPr>
-          </w:p>
-          <w:p>
-            <w:pPr>
-              <w:rPr>
-                <w:rFonts w:ascii="Times New Roman" w:eastAsia="Times New Roman" w:hAnsi="Times New Roman" w:cs="Times New Roman"/>
-                <w:color w:val="000000" w:themeColor="text1"/>
-                <w:sz w:val="24"/>
-                <w:szCs w:val="24"/>
-              </w:rPr>
-            </w:pPr>
-            <w:r>
-              <w:rPr>
-                <w:rFonts w:ascii="Times New Roman" w:eastAsia="Times New Roman" w:hAnsi="Times New Roman" w:cs="Times New Roman"/>
-                <w:color w:val="000000" w:themeColor="text1"/>
-                <w:sz w:val="24"/>
-                <w:szCs w:val="24"/>
-              </w:rPr>
-              <w:t>a black dog running toward the camera</w:t>
-            </w:r>
-          </w:p>
-          <w:p>
-            <w:pPr>
-              <w:rPr>
-                <w:rFonts w:ascii="Times New Roman" w:eastAsia="Times New Roman" w:hAnsi="Times New Roman" w:cs="Times New Roman"/>
-                <w:color w:val="000000" w:themeColor="text1"/>
-                <w:sz w:val="24"/>
-                <w:szCs w:val="24"/>
-              </w:rPr>
-            </w:pPr>
-          </w:p>
-          <w:p>
-            <w:pPr>
-              <w:rPr>
-                <w:rFonts w:ascii="Times New Roman" w:eastAsia="Times New Roman" w:hAnsi="Times New Roman" w:cs="Times New Roman"/>
-                <w:color w:val="000000" w:themeColor="text1"/>
-                <w:sz w:val="24"/>
-                <w:szCs w:val="24"/>
-              </w:rPr>
-            </w:pPr>
-            <w:r>
-              <w:rPr>
-                <w:rFonts w:ascii="Times New Roman" w:eastAsia="Times New Roman" w:hAnsi="Times New Roman" w:cs="Times New Roman"/>
-                <w:color w:val="000000" w:themeColor="text1"/>
-                <w:sz w:val="24"/>
-                <w:szCs w:val="24"/>
-              </w:rPr>
-              <w:t>a black dog runs with its tongue out</w:t>
-            </w:r>
-          </w:p>
-          <w:p>
-            <w:pPr>
-              <w:rPr>
-                <w:rFonts w:ascii="Times New Roman" w:eastAsia="Times New Roman" w:hAnsi="Times New Roman" w:cs="Times New Roman"/>
-                <w:color w:val="000000" w:themeColor="text1"/>
-                <w:sz w:val="24"/>
-                <w:szCs w:val="24"/>
-              </w:rPr>
-            </w:pPr>
-          </w:p>
-          <w:p>
-            <w:pPr>
-              <w:rPr>
-                <w:rFonts w:ascii="Times New Roman" w:eastAsia="Times New Roman" w:hAnsi="Times New Roman" w:cs="Times New Roman"/>
-                <w:color w:val="000000" w:themeColor="text1"/>
-                <w:sz w:val="24"/>
-                <w:szCs w:val="24"/>
-              </w:rPr>
-            </w:pPr>
-            <w:r>
-              <w:rPr>
-                <w:rFonts w:ascii="Times New Roman" w:eastAsia="Times New Roman" w:hAnsi="Times New Roman" w:cs="Times New Roman"/>
-                <w:color w:val="000000" w:themeColor="text1"/>
-                <w:sz w:val="24"/>
-                <w:szCs w:val="24"/>
-              </w:rPr>
-              <w:t>a dark dog with its tongue hanging out runs through the grass</w:t>
-            </w:r>
+              <w:t xml:space="preserve">a black dog is happily running through the </w:t>
+            </w:r>
+            <w:proofErr w:type="gramStart"/>
+            <w:r>
+              <w:rPr>
+                <w:rFonts w:ascii="Times New Roman" w:eastAsia="Times New Roman" w:hAnsi="Times New Roman" w:cs="Times New Roman"/>
+                <w:color w:val="000000" w:themeColor="text1"/>
+                <w:sz w:val="24"/>
+                <w:szCs w:val="24"/>
+              </w:rPr>
+              <w:t>grass</w:t>
+            </w:r>
+            <w:proofErr w:type="gramEnd"/>
+          </w:p>
+          <w:p>
+            <w:pPr>
+              <w:rPr>
+                <w:rFonts w:ascii="Times New Roman" w:eastAsia="Times New Roman" w:hAnsi="Times New Roman" w:cs="Times New Roman"/>
+                <w:color w:val="000000" w:themeColor="text1"/>
+                <w:sz w:val="24"/>
+                <w:szCs w:val="24"/>
+              </w:rPr>
+            </w:pPr>
+          </w:p>
+          <w:p>
+            <w:pPr>
+              <w:rPr>
+                <w:rFonts w:ascii="Times New Roman" w:eastAsia="Times New Roman" w:hAnsi="Times New Roman" w:cs="Times New Roman"/>
+                <w:color w:val="000000" w:themeColor="text1"/>
+                <w:sz w:val="24"/>
+                <w:szCs w:val="24"/>
+              </w:rPr>
+            </w:pPr>
+            <w:r>
+              <w:rPr>
+                <w:rFonts w:ascii="Times New Roman" w:eastAsia="Times New Roman" w:hAnsi="Times New Roman" w:cs="Times New Roman"/>
+                <w:color w:val="000000" w:themeColor="text1"/>
+                <w:sz w:val="24"/>
+                <w:szCs w:val="24"/>
+              </w:rPr>
+              <w:t xml:space="preserve">a black dog running toward the </w:t>
+            </w:r>
+            <w:proofErr w:type="gramStart"/>
+            <w:r>
+              <w:rPr>
+                <w:rFonts w:ascii="Times New Roman" w:eastAsia="Times New Roman" w:hAnsi="Times New Roman" w:cs="Times New Roman"/>
+                <w:color w:val="000000" w:themeColor="text1"/>
+                <w:sz w:val="24"/>
+                <w:szCs w:val="24"/>
+              </w:rPr>
+              <w:t>camera</w:t>
+            </w:r>
+            <w:proofErr w:type="gramEnd"/>
+          </w:p>
+          <w:p>
+            <w:pPr>
+              <w:rPr>
+                <w:rFonts w:ascii="Times New Roman" w:eastAsia="Times New Roman" w:hAnsi="Times New Roman" w:cs="Times New Roman"/>
+                <w:color w:val="000000" w:themeColor="text1"/>
+                <w:sz w:val="24"/>
+                <w:szCs w:val="24"/>
+              </w:rPr>
+            </w:pPr>
+          </w:p>
+          <w:p>
+            <w:pPr>
+              <w:rPr>
+                <w:rFonts w:ascii="Times New Roman" w:eastAsia="Times New Roman" w:hAnsi="Times New Roman" w:cs="Times New Roman"/>
+                <w:color w:val="000000" w:themeColor="text1"/>
+                <w:sz w:val="24"/>
+                <w:szCs w:val="24"/>
+              </w:rPr>
+            </w:pPr>
+            <w:r>
+              <w:rPr>
+                <w:rFonts w:ascii="Times New Roman" w:eastAsia="Times New Roman" w:hAnsi="Times New Roman" w:cs="Times New Roman"/>
+                <w:color w:val="000000" w:themeColor="text1"/>
+                <w:sz w:val="24"/>
+                <w:szCs w:val="24"/>
+              </w:rPr>
+              <w:t xml:space="preserve">a black dog runs with its tongue </w:t>
+            </w:r>
+            <w:proofErr w:type="gramStart"/>
+            <w:r>
+              <w:rPr>
+                <w:rFonts w:ascii="Times New Roman" w:eastAsia="Times New Roman" w:hAnsi="Times New Roman" w:cs="Times New Roman"/>
+                <w:color w:val="000000" w:themeColor="text1"/>
+                <w:sz w:val="24"/>
+                <w:szCs w:val="24"/>
+              </w:rPr>
+              <w:t>out</w:t>
+            </w:r>
+            <w:proofErr w:type="gramEnd"/>
+          </w:p>
+          <w:p>
+            <w:pPr>
+              <w:rPr>
+                <w:rFonts w:ascii="Times New Roman" w:eastAsia="Times New Roman" w:hAnsi="Times New Roman" w:cs="Times New Roman"/>
+                <w:color w:val="000000" w:themeColor="text1"/>
+                <w:sz w:val="24"/>
+                <w:szCs w:val="24"/>
+              </w:rPr>
+            </w:pPr>
+          </w:p>
+          <w:p>
+            <w:pPr>
+              <w:rPr>
+                <w:rFonts w:ascii="Times New Roman" w:eastAsia="Times New Roman" w:hAnsi="Times New Roman" w:cs="Times New Roman"/>
+                <w:color w:val="000000" w:themeColor="text1"/>
+                <w:sz w:val="24"/>
+                <w:szCs w:val="24"/>
+              </w:rPr>
+            </w:pPr>
+            <w:r>
+              <w:rPr>
+                <w:rFonts w:ascii="Times New Roman" w:eastAsia="Times New Roman" w:hAnsi="Times New Roman" w:cs="Times New Roman"/>
+                <w:color w:val="000000" w:themeColor="text1"/>
+                <w:sz w:val="24"/>
+                <w:szCs w:val="24"/>
+              </w:rPr>
+              <w:t xml:space="preserve">a dark dog with its tongue hanging out runs through the </w:t>
+            </w:r>
+            <w:proofErr w:type="gramStart"/>
+            <w:r>
+              <w:rPr>
+                <w:rFonts w:ascii="Times New Roman" w:eastAsia="Times New Roman" w:hAnsi="Times New Roman" w:cs="Times New Roman"/>
+                <w:color w:val="000000" w:themeColor="text1"/>
+                <w:sz w:val="24"/>
+                <w:szCs w:val="24"/>
+              </w:rPr>
+              <w:t>grass</w:t>
+            </w:r>
+            <w:proofErr w:type="gramEnd"/>
           </w:p>
           <w:p>
             <w:pPr>
@@ -3045,8 +3288,19 @@
                 <w:sz w:val="24"/>
                 <w:szCs w:val="24"/>
               </w:rPr>
-              <w:t>a black dog runs through the grass</w:t>
-            </w:r>
+              <w:t xml:space="preserve">a black dog runs through the </w:t>
+            </w:r>
+            <w:proofErr w:type="gramStart"/>
+            <w:r>
+              <w:rPr>
+                <w:rFonts w:ascii="Times New Roman" w:eastAsia="Times New Roman" w:hAnsi="Times New Roman" w:cs="Times New Roman"/>
+                <w:color w:val="000000" w:themeColor="text1"/>
+                <w:sz w:val="24"/>
+                <w:szCs w:val="24"/>
+              </w:rPr>
+              <w:t>grass</w:t>
+            </w:r>
+            <w:proofErr w:type="gramEnd"/>
           </w:p>
           <w:p>
             <w:pPr>
@@ -3278,7 +3532,27 @@
                 <w:sz w:val="24"/>
                 <w:szCs w:val="24"/>
               </w:rPr>
-              <w:t>two guys are playing horse shoe together</w:t>
+              <w:t xml:space="preserve">two guys are playing </w:t>
+            </w:r>
+            <w:proofErr w:type="gramStart"/>
+            <w:r>
+              <w:rPr>
+                <w:rFonts w:ascii="Times New Roman" w:eastAsia="Times New Roman" w:hAnsi="Times New Roman" w:cs="Times New Roman"/>
+                <w:color w:val="000000" w:themeColor="text1"/>
+                <w:sz w:val="24"/>
+                <w:szCs w:val="24"/>
+              </w:rPr>
+              <w:t>horse shoe</w:t>
+            </w:r>
+            <w:proofErr w:type="gramEnd"/>
+            <w:r>
+              <w:rPr>
+                <w:rFonts w:ascii="Times New Roman" w:eastAsia="Times New Roman" w:hAnsi="Times New Roman" w:cs="Times New Roman"/>
+                <w:color w:val="000000" w:themeColor="text1"/>
+                <w:sz w:val="24"/>
+                <w:szCs w:val="24"/>
+              </w:rPr>
+              <w:t xml:space="preserve"> together</w:t>
             </w:r>
           </w:p>
           <w:p>
@@ -3592,6 +3866,7 @@
               </w:rPr>
               <w:t xml:space="preserve">cosine similarity </w:t>
             </w:r>
+            <w:proofErr w:type="gramStart"/>
             <w:r>
               <w:rPr>
                 <w:rFonts w:ascii="Times New Roman" w:eastAsia="Times New Roman" w:hAnsi="Times New Roman" w:cs="Times New Roman"/>
@@ -3608,7 +3883,17 @@
                 <w:sz w:val="24"/>
                 <w:szCs w:val="24"/>
               </w:rPr>
-              <w:t>, and discuss.</w:t>
+              <w:t>, and</w:t>
+            </w:r>
+            <w:proofErr w:type="gramEnd"/>
+            <w:r>
+              <w:rPr>
+                <w:rFonts w:ascii="Times New Roman" w:eastAsia="Times New Roman" w:hAnsi="Times New Roman" w:cs="Times New Roman"/>
+                <w:color w:val="000000" w:themeColor="text1"/>
+                <w:sz w:val="24"/>
+                <w:szCs w:val="24"/>
+              </w:rPr>
+              <w:t xml:space="preserve"> discuss.</w:t>
             </w:r>
           </w:p>
         </w:tc>
@@ -3617,6 +3902,7 @@
     <w:p>
       <w:pPr>
         <w:spacing w:before="240" w:after="60"/>
+        <w:jc w:val="both"/>
         <w:rPr>
           <w:rFonts w:ascii="Times New Roman" w:eastAsia="Times New Roman" w:hAnsi="Times New Roman" w:cs="Times New Roman"/>
           <w:color w:val="000000" w:themeColor="text1"/>
@@ -3676,7 +3962,27 @@
           <w:sz w:val="24"/>
           <w:szCs w:val="24"/>
         </w:rPr>
-        <w:t>This suggests that most of the model generated captions are similar to their respective average reference caption as their average caption vectors must be close in space with an angle less than 90</w:t>
+        <w:t xml:space="preserve">This suggests that most of the model generated captions are </w:t>
+      </w:r>
+      <w:proofErr w:type="gramStart"/>
+      <w:r>
+        <w:rPr>
+          <w:rFonts w:ascii="Times New Roman" w:eastAsia="Times New Roman" w:hAnsi="Times New Roman" w:cs="Times New Roman"/>
+          <w:color w:val="000000" w:themeColor="text1"/>
+          <w:sz w:val="24"/>
+          <w:szCs w:val="24"/>
+        </w:rPr>
+        <w:t>similar to</w:t>
+      </w:r>
+      <w:proofErr w:type="gramEnd"/>
+      <w:r>
+        <w:rPr>
+          <w:rFonts w:ascii="Times New Roman" w:eastAsia="Times New Roman" w:hAnsi="Times New Roman" w:cs="Times New Roman"/>
+          <w:color w:val="000000" w:themeColor="text1"/>
+          <w:sz w:val="24"/>
+          <w:szCs w:val="24"/>
+        </w:rPr>
+        <w:t xml:space="preserve"> their respective average reference caption as their average caption vectors must be close in space with an angle less than 90</w:t>
       </w:r>
       <w:r>
         <w:rPr>
@@ -3700,6 +4006,7 @@
     <w:p>
       <w:pPr>
         <w:spacing w:before="240" w:after="60"/>
+        <w:jc w:val="both"/>
         <w:rPr>
           <w:rFonts w:ascii="Times New Roman" w:eastAsia="Times New Roman" w:hAnsi="Times New Roman" w:cs="Times New Roman"/>
           <w:color w:val="000000" w:themeColor="text1"/>
@@ -3858,8 +4165,9 @@
                 <w:szCs w:val="24"/>
                 <w:lang w:val="en-GB"/>
               </w:rPr>
-              <w:t xml:space="preserve"> a </w:t>
-            </w:r>
+              <w:t xml:space="preserve"> </w:t>
+            </w:r>
+            <w:proofErr w:type="gramStart"/>
             <w:r>
               <w:rPr>
                 <w:rFonts w:ascii="Times New Roman" w:eastAsia="Times New Roman" w:hAnsi="Times New Roman" w:cs="Times New Roman"/>
@@ -3868,7 +4176,28 @@
                 <w:szCs w:val="24"/>
                 <w:lang w:val="en-GB"/>
               </w:rPr>
-              <w:t xml:space="preserve"> low score, along with your model’s generated captions and the 5 reference captions.</w:t>
+              <w:t xml:space="preserve">a </w:t>
+            </w:r>
+            <w:r>
+              <w:rPr>
+                <w:rFonts w:ascii="Times New Roman" w:eastAsia="Times New Roman" w:hAnsi="Times New Roman" w:cs="Times New Roman"/>
+                <w:color w:val="24292E"/>
+                <w:sz w:val="24"/>
+                <w:szCs w:val="24"/>
+                <w:lang w:val="en-GB"/>
+              </w:rPr>
+              <w:t xml:space="preserve"> low</w:t>
+            </w:r>
+            <w:proofErr w:type="gramEnd"/>
+            <w:r>
+              <w:rPr>
+                <w:rFonts w:ascii="Times New Roman" w:eastAsia="Times New Roman" w:hAnsi="Times New Roman" w:cs="Times New Roman"/>
+                <w:color w:val="24292E"/>
+                <w:sz w:val="24"/>
+                <w:szCs w:val="24"/>
+                <w:lang w:val="en-GB"/>
+              </w:rPr>
+              <w:t xml:space="preserve"> score, along with your model’s generated captions and the 5 reference captions.</w:t>
             </w:r>
           </w:p>
         </w:tc>
@@ -4255,66 +4584,99 @@
                 <w:sz w:val="24"/>
                 <w:szCs w:val="24"/>
               </w:rPr>
-              <w:t>two brown dogs playing in water</w:t>
-            </w:r>
-          </w:p>
-          <w:p>
-            <w:pPr>
-              <w:rPr>
-                <w:rFonts w:ascii="Times New Roman" w:eastAsia="Times New Roman" w:hAnsi="Times New Roman" w:cs="Times New Roman"/>
-                <w:color w:val="000000" w:themeColor="text1"/>
-                <w:sz w:val="24"/>
-                <w:szCs w:val="24"/>
-              </w:rPr>
-            </w:pPr>
-          </w:p>
-          <w:p>
-            <w:pPr>
-              <w:rPr>
-                <w:rFonts w:ascii="Times New Roman" w:eastAsia="Times New Roman" w:hAnsi="Times New Roman" w:cs="Times New Roman"/>
-                <w:color w:val="000000" w:themeColor="text1"/>
-                <w:sz w:val="24"/>
-                <w:szCs w:val="24"/>
-              </w:rPr>
-            </w:pPr>
-            <w:r>
-              <w:rPr>
-                <w:rFonts w:ascii="Times New Roman" w:eastAsia="Times New Roman" w:hAnsi="Times New Roman" w:cs="Times New Roman"/>
-                <w:color w:val="000000" w:themeColor="text1"/>
-                <w:sz w:val="24"/>
-                <w:szCs w:val="24"/>
-              </w:rPr>
-              <w:t>two dogs playing in the ocean</w:t>
-            </w:r>
-          </w:p>
-          <w:p>
-            <w:pPr>
-              <w:rPr>
-                <w:rFonts w:ascii="Times New Roman" w:eastAsia="Times New Roman" w:hAnsi="Times New Roman" w:cs="Times New Roman"/>
-                <w:color w:val="000000" w:themeColor="text1"/>
-                <w:sz w:val="24"/>
-                <w:szCs w:val="24"/>
-              </w:rPr>
-            </w:pPr>
-          </w:p>
-          <w:p>
-            <w:pPr>
-              <w:rPr>
-                <w:rFonts w:ascii="Times New Roman" w:eastAsia="Times New Roman" w:hAnsi="Times New Roman" w:cs="Times New Roman"/>
-                <w:color w:val="000000" w:themeColor="text1"/>
-                <w:sz w:val="24"/>
-                <w:szCs w:val="24"/>
-              </w:rPr>
-            </w:pPr>
-            <w:r>
-              <w:rPr>
-                <w:rFonts w:ascii="Times New Roman" w:eastAsia="Times New Roman" w:hAnsi="Times New Roman" w:cs="Times New Roman"/>
-                <w:color w:val="000000" w:themeColor="text1"/>
-                <w:sz w:val="24"/>
-                <w:szCs w:val="24"/>
-              </w:rPr>
-              <w:t>two dogs play in the water</w:t>
-            </w:r>
+              <w:t xml:space="preserve">two brown dogs playing in </w:t>
+            </w:r>
+            <w:proofErr w:type="gramStart"/>
+            <w:r>
+              <w:rPr>
+                <w:rFonts w:ascii="Times New Roman" w:eastAsia="Times New Roman" w:hAnsi="Times New Roman" w:cs="Times New Roman"/>
+                <w:color w:val="000000" w:themeColor="text1"/>
+                <w:sz w:val="24"/>
+                <w:szCs w:val="24"/>
+              </w:rPr>
+              <w:t>water</w:t>
+            </w:r>
+            <w:proofErr w:type="gramEnd"/>
+          </w:p>
+          <w:p>
+            <w:pPr>
+              <w:rPr>
+                <w:rFonts w:ascii="Times New Roman" w:eastAsia="Times New Roman" w:hAnsi="Times New Roman" w:cs="Times New Roman"/>
+                <w:color w:val="000000" w:themeColor="text1"/>
+                <w:sz w:val="24"/>
+                <w:szCs w:val="24"/>
+              </w:rPr>
+            </w:pPr>
+          </w:p>
+          <w:p>
+            <w:pPr>
+              <w:rPr>
+                <w:rFonts w:ascii="Times New Roman" w:eastAsia="Times New Roman" w:hAnsi="Times New Roman" w:cs="Times New Roman"/>
+                <w:color w:val="000000" w:themeColor="text1"/>
+                <w:sz w:val="24"/>
+                <w:szCs w:val="24"/>
+              </w:rPr>
+            </w:pPr>
+            <w:r>
+              <w:rPr>
+                <w:rFonts w:ascii="Times New Roman" w:eastAsia="Times New Roman" w:hAnsi="Times New Roman" w:cs="Times New Roman"/>
+                <w:color w:val="000000" w:themeColor="text1"/>
+                <w:sz w:val="24"/>
+                <w:szCs w:val="24"/>
+              </w:rPr>
+              <w:t xml:space="preserve">two dogs playing in the </w:t>
+            </w:r>
+            <w:proofErr w:type="gramStart"/>
+            <w:r>
+              <w:rPr>
+                <w:rFonts w:ascii="Times New Roman" w:eastAsia="Times New Roman" w:hAnsi="Times New Roman" w:cs="Times New Roman"/>
+                <w:color w:val="000000" w:themeColor="text1"/>
+                <w:sz w:val="24"/>
+                <w:szCs w:val="24"/>
+              </w:rPr>
+              <w:t>ocean</w:t>
+            </w:r>
+            <w:proofErr w:type="gramEnd"/>
+          </w:p>
+          <w:p>
+            <w:pPr>
+              <w:rPr>
+                <w:rFonts w:ascii="Times New Roman" w:eastAsia="Times New Roman" w:hAnsi="Times New Roman" w:cs="Times New Roman"/>
+                <w:color w:val="000000" w:themeColor="text1"/>
+                <w:sz w:val="24"/>
+                <w:szCs w:val="24"/>
+              </w:rPr>
+            </w:pPr>
+          </w:p>
+          <w:p>
+            <w:pPr>
+              <w:rPr>
+                <w:rFonts w:ascii="Times New Roman" w:eastAsia="Times New Roman" w:hAnsi="Times New Roman" w:cs="Times New Roman"/>
+                <w:color w:val="000000" w:themeColor="text1"/>
+                <w:sz w:val="24"/>
+                <w:szCs w:val="24"/>
+              </w:rPr>
+            </w:pPr>
+            <w:r>
+              <w:rPr>
+                <w:rFonts w:ascii="Times New Roman" w:eastAsia="Times New Roman" w:hAnsi="Times New Roman" w:cs="Times New Roman"/>
+                <w:color w:val="000000" w:themeColor="text1"/>
+                <w:sz w:val="24"/>
+                <w:szCs w:val="24"/>
+              </w:rPr>
+              <w:t xml:space="preserve">two dogs play in the </w:t>
+            </w:r>
+            <w:proofErr w:type="gramStart"/>
+            <w:r>
+              <w:rPr>
+                <w:rFonts w:ascii="Times New Roman" w:eastAsia="Times New Roman" w:hAnsi="Times New Roman" w:cs="Times New Roman"/>
+                <w:color w:val="000000" w:themeColor="text1"/>
+                <w:sz w:val="24"/>
+                <w:szCs w:val="24"/>
+              </w:rPr>
+              <w:t>water</w:t>
+            </w:r>
+            <w:proofErr w:type="gramEnd"/>
           </w:p>
           <w:p>
             <w:pPr>
@@ -4712,8 +5074,19 @@
                 <w:sz w:val="24"/>
                 <w:szCs w:val="24"/>
               </w:rPr>
-              <w:t>a greyhound jumps over a chain</w:t>
-            </w:r>
+              <w:t xml:space="preserve">a greyhound jumps over a </w:t>
+            </w:r>
+            <w:proofErr w:type="gramStart"/>
+            <w:r>
+              <w:rPr>
+                <w:rFonts w:ascii="Times New Roman" w:eastAsia="Times New Roman" w:hAnsi="Times New Roman" w:cs="Times New Roman"/>
+                <w:color w:val="000000" w:themeColor="text1"/>
+                <w:sz w:val="24"/>
+                <w:szCs w:val="24"/>
+              </w:rPr>
+              <w:t>chain</w:t>
+            </w:r>
+            <w:proofErr w:type="gramEnd"/>
           </w:p>
           <w:p>
             <w:pPr>
@@ -4765,8 +5138,19 @@
                 <w:sz w:val="24"/>
                 <w:szCs w:val="24"/>
               </w:rPr>
-              <w:t>two dogs play in the snow</w:t>
-            </w:r>
+              <w:t xml:space="preserve">two dogs play in the </w:t>
+            </w:r>
+            <w:proofErr w:type="gramStart"/>
+            <w:r>
+              <w:rPr>
+                <w:rFonts w:ascii="Times New Roman" w:eastAsia="Times New Roman" w:hAnsi="Times New Roman" w:cs="Times New Roman"/>
+                <w:color w:val="000000" w:themeColor="text1"/>
+                <w:sz w:val="24"/>
+                <w:szCs w:val="24"/>
+              </w:rPr>
+              <w:t>snow</w:t>
+            </w:r>
+            <w:proofErr w:type="gramEnd"/>
           </w:p>
           <w:p>
             <w:pPr>
@@ -5189,8 +5573,19 @@
           <w:sz w:val="24"/>
           <w:szCs w:val="24"/>
         </w:rPr>
-        <w:t>a black and white dog is running on the grass</w:t>
-      </w:r>
+        <w:t xml:space="preserve">a black and white dog is running on the </w:t>
+      </w:r>
+      <w:proofErr w:type="gramStart"/>
+      <w:r>
+        <w:rPr>
+          <w:rFonts w:ascii="Times New Roman" w:eastAsia="Times New Roman" w:hAnsi="Times New Roman" w:cs="Times New Roman"/>
+          <w:color w:val="000000" w:themeColor="text1"/>
+          <w:sz w:val="24"/>
+          <w:szCs w:val="24"/>
+        </w:rPr>
+        <w:t>grass</w:t>
+      </w:r>
+      <w:proofErr w:type="gramEnd"/>
     </w:p>
     <w:p>
       <w:pPr>
@@ -5283,8 +5678,19 @@
           <w:sz w:val="24"/>
           <w:szCs w:val="24"/>
         </w:rPr>
-        <w:t>a brown and white dog is running across a brown field</w:t>
-      </w:r>
+        <w:t xml:space="preserve">a brown and white dog is running across a brown </w:t>
+      </w:r>
+      <w:proofErr w:type="gramStart"/>
+      <w:r>
+        <w:rPr>
+          <w:rFonts w:ascii="Times New Roman" w:eastAsia="Times New Roman" w:hAnsi="Times New Roman" w:cs="Times New Roman"/>
+          <w:color w:val="000000" w:themeColor="text1"/>
+          <w:sz w:val="24"/>
+          <w:szCs w:val="24"/>
+        </w:rPr>
+        <w:t>field</w:t>
+      </w:r>
+      <w:proofErr w:type="gramEnd"/>
     </w:p>
     <w:p>
       <w:pPr>
@@ -5308,8 +5714,19 @@
           <w:sz w:val="24"/>
           <w:szCs w:val="24"/>
         </w:rPr>
-        <w:t>a dog running through a field towards a camera</w:t>
-      </w:r>
+        <w:t xml:space="preserve">a dog running through a field towards a </w:t>
+      </w:r>
+      <w:proofErr w:type="gramStart"/>
+      <w:r>
+        <w:rPr>
+          <w:rFonts w:ascii="Times New Roman" w:eastAsia="Times New Roman" w:hAnsi="Times New Roman" w:cs="Times New Roman"/>
+          <w:color w:val="000000" w:themeColor="text1"/>
+          <w:sz w:val="24"/>
+          <w:szCs w:val="24"/>
+        </w:rPr>
+        <w:t>camera</w:t>
+      </w:r>
+      <w:proofErr w:type="gramEnd"/>
     </w:p>
     <w:p>
       <w:pPr>
@@ -5333,8 +5750,19 @@
           <w:sz w:val="24"/>
           <w:szCs w:val="24"/>
         </w:rPr>
-        <w:t>a dog with its ears up runs on brown grass</w:t>
-      </w:r>
+        <w:t xml:space="preserve">a dog with its ears up runs on brown </w:t>
+      </w:r>
+      <w:proofErr w:type="gramStart"/>
+      <w:r>
+        <w:rPr>
+          <w:rFonts w:ascii="Times New Roman" w:eastAsia="Times New Roman" w:hAnsi="Times New Roman" w:cs="Times New Roman"/>
+          <w:color w:val="000000" w:themeColor="text1"/>
+          <w:sz w:val="24"/>
+          <w:szCs w:val="24"/>
+        </w:rPr>
+        <w:t>grass</w:t>
+      </w:r>
+      <w:proofErr w:type="gramEnd"/>
     </w:p>
     <w:p>
       <w:pPr>
@@ -5358,8 +5786,19 @@
           <w:sz w:val="24"/>
           <w:szCs w:val="24"/>
         </w:rPr>
-        <w:t>a white dog running on dirt</w:t>
-      </w:r>
+        <w:t xml:space="preserve">a white dog running on </w:t>
+      </w:r>
+      <w:proofErr w:type="gramStart"/>
+      <w:r>
+        <w:rPr>
+          <w:rFonts w:ascii="Times New Roman" w:eastAsia="Times New Roman" w:hAnsi="Times New Roman" w:cs="Times New Roman"/>
+          <w:color w:val="000000" w:themeColor="text1"/>
+          <w:sz w:val="24"/>
+          <w:szCs w:val="24"/>
+        </w:rPr>
+        <w:t>dirt</w:t>
+      </w:r>
+      <w:proofErr w:type="gramEnd"/>
     </w:p>
     <w:p>
       <w:pPr>
@@ -5705,8 +6144,19 @@
           <w:sz w:val="24"/>
           <w:szCs w:val="24"/>
         </w:rPr>
-        <w:t>a blonde boy with a long purple mohawk is playing the violin</w:t>
-      </w:r>
+        <w:t xml:space="preserve">a blonde boy with a long purple mohawk is playing the </w:t>
+      </w:r>
+      <w:proofErr w:type="gramStart"/>
+      <w:r>
+        <w:rPr>
+          <w:rFonts w:ascii="Times New Roman" w:eastAsia="Times New Roman" w:hAnsi="Times New Roman" w:cs="Times New Roman"/>
+          <w:color w:val="000000" w:themeColor="text1"/>
+          <w:sz w:val="24"/>
+          <w:szCs w:val="24"/>
+        </w:rPr>
+        <w:t>violin</w:t>
+      </w:r>
+      <w:proofErr w:type="gramEnd"/>
     </w:p>
     <w:p>
       <w:pPr>
@@ -5730,8 +6180,19 @@
           <w:sz w:val="24"/>
           <w:szCs w:val="24"/>
         </w:rPr>
-        <w:t>a boy with a blue mohawk plays the violin</w:t>
-      </w:r>
+        <w:t xml:space="preserve">a boy with a blue mohawk plays the </w:t>
+      </w:r>
+      <w:proofErr w:type="gramStart"/>
+      <w:r>
+        <w:rPr>
+          <w:rFonts w:ascii="Times New Roman" w:eastAsia="Times New Roman" w:hAnsi="Times New Roman" w:cs="Times New Roman"/>
+          <w:color w:val="000000" w:themeColor="text1"/>
+          <w:sz w:val="24"/>
+          <w:szCs w:val="24"/>
+        </w:rPr>
+        <w:t>violin</w:t>
+      </w:r>
+      <w:proofErr w:type="gramEnd"/>
     </w:p>
     <w:p>
       <w:pPr>
@@ -5755,8 +6216,19 @@
           <w:sz w:val="24"/>
           <w:szCs w:val="24"/>
         </w:rPr>
-        <w:t>a boy with a purple spiky mohawk plays violin</w:t>
-      </w:r>
+        <w:t xml:space="preserve">a boy with a purple spiky mohawk plays </w:t>
+      </w:r>
+      <w:proofErr w:type="gramStart"/>
+      <w:r>
+        <w:rPr>
+          <w:rFonts w:ascii="Times New Roman" w:eastAsia="Times New Roman" w:hAnsi="Times New Roman" w:cs="Times New Roman"/>
+          <w:color w:val="000000" w:themeColor="text1"/>
+          <w:sz w:val="24"/>
+          <w:szCs w:val="24"/>
+        </w:rPr>
+        <w:t>violin</w:t>
+      </w:r>
+      <w:proofErr w:type="gramEnd"/>
     </w:p>
     <w:p>
       <w:pPr>
@@ -5780,8 +6252,19 @@
           <w:sz w:val="24"/>
           <w:szCs w:val="24"/>
         </w:rPr>
-        <w:t>a kid with a blue mohawk is playing a violin</w:t>
-      </w:r>
+        <w:t xml:space="preserve">a kid with a blue mohawk is playing a </w:t>
+      </w:r>
+      <w:proofErr w:type="gramStart"/>
+      <w:r>
+        <w:rPr>
+          <w:rFonts w:ascii="Times New Roman" w:eastAsia="Times New Roman" w:hAnsi="Times New Roman" w:cs="Times New Roman"/>
+          <w:color w:val="000000" w:themeColor="text1"/>
+          <w:sz w:val="24"/>
+          <w:szCs w:val="24"/>
+        </w:rPr>
+        <w:t>violin</w:t>
+      </w:r>
+      <w:proofErr w:type="gramEnd"/>
     </w:p>
     <w:p>
       <w:pPr>
@@ -5805,8 +6288,19 @@
           <w:sz w:val="24"/>
           <w:szCs w:val="24"/>
         </w:rPr>
-        <w:t>a young boy with a purple mohawk playing the violin</w:t>
-      </w:r>
+        <w:t xml:space="preserve">a young boy with a purple mohawk playing the </w:t>
+      </w:r>
+      <w:proofErr w:type="gramStart"/>
+      <w:r>
+        <w:rPr>
+          <w:rFonts w:ascii="Times New Roman" w:eastAsia="Times New Roman" w:hAnsi="Times New Roman" w:cs="Times New Roman"/>
+          <w:color w:val="000000" w:themeColor="text1"/>
+          <w:sz w:val="24"/>
+          <w:szCs w:val="24"/>
+        </w:rPr>
+        <w:t>violin</w:t>
+      </w:r>
+      <w:proofErr w:type="gramEnd"/>
     </w:p>
     <w:p>
       <w:pPr>
